--- a/exports/20260826_T5_55050_Article9_Conformity_TrackedChanges.docx
+++ b/exports/20260826_T5_55050_Article9_Conformity_TrackedChanges.docx
@@ -282,10 +282,15 @@
           <w:delText xml:space="preserve"> and</w:delText>
         </w:r>
       </w:del>
+      <w:ins w:id="115" w:author="CPL Initiative — Article 9 conformity" w:date="2026-08-26T00:00:00Z">
+        <w:r>
+          <w:t xml:space="preserve">,</w:t>
+        </w:r>
+      </w:ins>
       <w:r>
         <w:t xml:space="preserve"> 70901</w:t>
       </w:r>
-      <w:ins w:id="115" w:author="CPL Initiative — Article 9 conformity" w:date="2026-08-26T00:00:00Z">
+      <w:ins w:id="116" w:author="CPL Initiative — Article 9 conformity" w:date="2026-08-26T00:00:00Z">
         <w:r>
           <w:t xml:space="preserve">, and 78093.2</w:t>
         </w:r>
@@ -293,7 +298,7 @@
       <w:r>
         <w:t xml:space="preserve">, Education Code. Reference: Sections 70901, 70902,</w:t>
       </w:r>
-      <w:ins w:id="116" w:author="CPL Initiative — Article 9 conformity" w:date="2026-08-26T00:00:00Z">
+      <w:ins w:id="117" w:author="CPL Initiative — Article 9 conformity" w:date="2026-08-26T00:00:00Z">
         <w:r>
           <w:t xml:space="preserve"> 78093, 78093.1, 78093.2,</w:t>
         </w:r>
